--- a/JS Notes.docx
+++ b/JS Notes.docx
@@ -444,6 +444,9 @@
     <w:p>
       <w:pPr>
         <w:pStyle w:val="ListParagraph"/>
+        <w:pBdr>
+          <w:bottom w:val="single" w:sz="6" w:space="1" w:color="auto"/>
+        </w:pBdr>
         <w:jc w:val="both"/>
       </w:pPr>
       <w:r>
@@ -466,8 +469,260 @@
       <w:r>
         <w:t xml:space="preserve">  it allows to set /get value from / to specified input tool.</w:t>
       </w:r>
+    </w:p>
+    <w:p>
+      <w:pPr>
+        <w:rPr>
+          <w:b/>
+        </w:rPr>
+      </w:pPr>
+      <w:r>
+        <w:rPr>
+          <w:b/>
+        </w:rPr>
+        <w:br w:type="page"/>
+      </w:r>
+    </w:p>
+    <w:p>
+      <w:pPr>
+        <w:pStyle w:val="ListParagraph"/>
+        <w:jc w:val="both"/>
+        <w:rPr>
+          <w:b/>
+        </w:rPr>
+      </w:pPr>
+      <w:r>
+        <w:rPr>
+          <w:b/>
+        </w:rPr>
+        <w:lastRenderedPageBreak/>
+        <w:t>Form Submition:</w:t>
+      </w:r>
+      <w:r>
+        <w:rPr>
+          <w:b/>
+        </w:rPr>
+        <w:t xml:space="preserve"> </w:t>
+      </w:r>
+      <w:r>
+        <w:rPr>
+          <w:b/>
+        </w:rPr>
+        <w:t>-</w:t>
+      </w:r>
+      <w:r>
+        <w:rPr>
+          <w:b/>
+        </w:rPr>
+        <w:t xml:space="preserve"> </w:t>
+      </w:r>
+    </w:p>
+    <w:p>
+      <w:pPr>
+        <w:pStyle w:val="ListParagraph"/>
+        <w:jc w:val="both"/>
+      </w:pPr>
+      <w:r>
+        <w:rPr>
+          <w:b/>
+        </w:rPr>
+        <w:tab/>
+      </w:r>
+      <w:r>
+        <w:t xml:space="preserve">The process of submitting form to the server is called form Submition. Here along with request data also will be sent to the server. </w:t>
+      </w:r>
+    </w:p>
+    <w:p>
+      <w:pPr>
+        <w:pStyle w:val="ListParagraph"/>
+        <w:jc w:val="both"/>
+        <w:rPr>
+          <w:b/>
+        </w:rPr>
+      </w:pPr>
+      <w:r>
+        <w:tab/>
+        <w:t>This will be happens whenever we click “</w:t>
+      </w:r>
+      <w:r>
+        <w:rPr>
+          <w:b/>
+        </w:rPr>
+        <w:t>submit</w:t>
+      </w:r>
+      <w:r>
+        <w:t xml:space="preserve">” button. </w:t>
+      </w:r>
+      <w:r>
+        <w:rPr>
+          <w:b/>
+        </w:rPr>
+        <w:t xml:space="preserve"> </w:t>
+      </w:r>
+    </w:p>
+    <w:p>
+      <w:pPr>
+        <w:pStyle w:val="ListParagraph"/>
+        <w:jc w:val="both"/>
+        <w:rPr>
+          <w:b/>
+        </w:rPr>
+      </w:pPr>
+      <w:r>
+        <w:rPr>
+          <w:b/>
+        </w:rPr>
+        <w:t>&lt;</w:t>
+      </w:r>
+      <w:proofErr w:type="gramStart"/>
+      <w:r>
+        <w:rPr>
+          <w:b/>
+        </w:rPr>
+        <w:t>form  name</w:t>
+      </w:r>
+      <w:proofErr w:type="gramEnd"/>
+      <w:r>
+        <w:rPr>
+          <w:b/>
+        </w:rPr>
+        <w:t xml:space="preserve">=”form name”  method = “post” action=”page name” </w:t>
+      </w:r>
+    </w:p>
+    <w:p>
+      <w:pPr>
+        <w:pStyle w:val="ListParagraph"/>
+        <w:ind w:left="3600" w:firstLine="720"/>
+        <w:jc w:val="both"/>
+        <w:rPr>
+          <w:b/>
+        </w:rPr>
+      </w:pPr>
       <w:bookmarkStart w:id="0" w:name="_GoBack"/>
       <w:bookmarkEnd w:id="0"/>
+      <w:r>
+        <w:rPr>
+          <w:b/>
+        </w:rPr>
+        <w:tab/>
+      </w:r>
+      <w:r>
+        <w:rPr>
+          <w:b/>
+        </w:rPr>
+        <w:tab/>
+      </w:r>
+      <w:r>
+        <w:rPr>
+          <w:b/>
+        </w:rPr>
+        <w:tab/>
+      </w:r>
+      <w:proofErr w:type="spellStart"/>
+      <w:r>
+        <w:rPr>
+          <w:b/>
+        </w:rPr>
+        <w:t>onsubmit</w:t>
+      </w:r>
+      <w:proofErr w:type="spellEnd"/>
+      <w:r>
+        <w:rPr>
+          <w:b/>
+        </w:rPr>
+        <w:t>=”calling method”&gt;</w:t>
+      </w:r>
+    </w:p>
+    <w:p>
+      <w:pPr>
+        <w:pStyle w:val="ListParagraph"/>
+        <w:jc w:val="both"/>
+        <w:rPr>
+          <w:b/>
+        </w:rPr>
+      </w:pPr>
+      <w:r>
+        <w:rPr>
+          <w:b/>
+        </w:rPr>
+        <w:tab/>
+        <w:t xml:space="preserve">Form </w:t>
+      </w:r>
+      <w:proofErr w:type="gramStart"/>
+      <w:r>
+        <w:rPr>
+          <w:b/>
+        </w:rPr>
+        <w:t>design(</w:t>
+      </w:r>
+      <w:proofErr w:type="gramEnd"/>
+      <w:r>
+        <w:rPr>
+          <w:b/>
+        </w:rPr>
+        <w:t>input tools)</w:t>
+      </w:r>
+    </w:p>
+    <w:p>
+      <w:pPr>
+        <w:pStyle w:val="ListParagraph"/>
+        <w:jc w:val="both"/>
+        <w:rPr>
+          <w:b/>
+        </w:rPr>
+      </w:pPr>
+      <w:r>
+        <w:rPr>
+          <w:b/>
+        </w:rPr>
+        <w:tab/>
+        <w:t>……….</w:t>
+      </w:r>
+    </w:p>
+    <w:p>
+      <w:pPr>
+        <w:pStyle w:val="ListParagraph"/>
+        <w:jc w:val="both"/>
+        <w:rPr>
+          <w:b/>
+        </w:rPr>
+      </w:pPr>
+      <w:r>
+        <w:rPr>
+          <w:b/>
+        </w:rPr>
+        <w:tab/>
+        <w:t>&lt;input type=”submit”   value=”</w:t>
+      </w:r>
+      <w:proofErr w:type="gramStart"/>
+      <w:r>
+        <w:rPr>
+          <w:b/>
+        </w:rPr>
+        <w:t>……”</w:t>
+      </w:r>
+      <w:proofErr w:type="gramEnd"/>
+      <w:r>
+        <w:rPr>
+          <w:b/>
+        </w:rPr>
+        <w:t xml:space="preserve">  /&gt;</w:t>
+      </w:r>
+    </w:p>
+    <w:p>
+      <w:pPr>
+        <w:pStyle w:val="ListParagraph"/>
+        <w:jc w:val="both"/>
+        <w:rPr>
+          <w:b/>
+        </w:rPr>
+      </w:pPr>
+      <w:r>
+        <w:rPr>
+          <w:b/>
+        </w:rPr>
+        <w:t>&lt;/form&gt;</w:t>
+      </w:r>
     </w:p>
     <w:sectPr>
       <w:pgSz w:w="12240" w:h="15840"/>
